--- a/docs/TradeSage_AI_SRS.docx
+++ b/docs/TradeSage_AI_SRS.docx
@@ -31,19 +31,6 @@
           <w:szCs w:val="52"/>
         </w:rPr>
         <w:t xml:space="preserve">TradeSage AI</w:t>
-      </w:r>
-    </w:p>
-    <w:p>
-      <w:pPr>
-        <w:spacing w:after="240"/>
-        <w:jc w:val="center"/>
-      </w:pPr>
-      <w:r>
-        <w:rPr>
-          <w:i/>
-          <w:iCs/>
-        </w:rPr>
-        <w:t xml:space="preserve">CE363: Project-III | CHARUSAT | Version 1.2</w:t>
       </w:r>
     </w:p>
     <w:p>
@@ -704,6 +691,16 @@
       <w:r>
         <w:t xml:space="preserve"> evaluation in which each signal uses only information available before the trade date.</w:t>
       </w:r>
+    </w:p>
+    <w:p>
+      <w:pPr>
+        <w:spacing w:after="60"/>
+      </w:pPr>
+    </w:p>
+    <w:p>
+      <w:pPr>
+        <w:spacing w:after="60"/>
+      </w:pPr>
     </w:p>
     <w:p>
       <w:pPr>
@@ -6487,7 +6484,7 @@
 </file>
 
 <file path=word/footer1.xml><?xml version="1.0" encoding="utf-8"?>
-<w:ftr xmlns:wpc="http://schemas.microsoft.com/office/word/2010/wordprocessingCanvas" xmlns:mc="http://schemas.openxmlformats.org/markup-compatibility/2006" xmlns:o="urn:schemas-microsoft-com:office:office" xmlns:r="http://schemas.openxmlformats.org/officeDocument/2006/relationships" xmlns:m="http://schemas.openxmlformats.org/officeDocument/2006/math" xmlns:v="urn:schemas-microsoft-com:vml" xmlns:wp14="http://schemas.microsoft.com/office/word/2010/wordprocessingDrawing" xmlns:wp="http://schemas.openxmlformats.org/drawingml/2006/wordprocessingDrawing" xmlns:w10="urn:schemas-microsoft-com:office:word" xmlns:w="http://schemas.openxmlformats.org/wordprocessingml/2006/main" xmlns:w14="http://schemas.microsoft.com/office/word/2010/wordml" xmlns:w15="http://schemas.microsoft.com/office/word/2012/wordml" xmlns:wpg="http://schemas.microsoft.com/office/word/2010/wordprocessingGroup" xmlns:wpi="http://schemas.microsoft.com/office/word/2010/wordprocessingInk" xmlns:wne="http://schemas.microsoft.com/office/word/2006/wordml" xmlns:wps="http://schemas.microsoft.com/office/word/2010/wordprocessingShape">
+<w:ftr xmlns:w="http://schemas.openxmlformats.org/wordprocessingml/2006/main" xmlns:r="http://schemas.openxmlformats.org/officeDocument/2006/relationships" xmlns:v="urn:schemas-microsoft-com:vml" xmlns:o="urn:schemas-microsoft-com:office:office" xmlns:w10="urn:schemas-microsoft-com:office:word">
   <w:p>
     <w:pPr>
       <w:jc w:val="center"/>
@@ -6497,16 +6494,21 @@
         <w:sz w:val="18"/>
         <w:szCs w:val="18"/>
       </w:rPr>
-      <w:t xml:space="preserve">TradeSage AI SRS v1.1 | Decision-support tool, not financial advice | Page </w:t>
+      <w:t xml:space="preserve">TradeSage AI SRS | Decision-support tool, not financial advice | Page </w:t>
     </w:r>
     <w:r>
-      <w:rPr>
-        <w:sz w:val="18"/>
-        <w:szCs w:val="18"/>
-      </w:rPr>
       <w:fldChar w:fldCharType="begin"/>
-      <w:instrText xml:space="preserve">PAGE</w:instrText>
+    </w:r>
+    <w:r>
+      <w:instrText xml:space="preserve"> PAGE </w:instrText>
+    </w:r>
+    <w:r>
       <w:fldChar w:fldCharType="separate"/>
+    </w:r>
+    <w:r>
+      <w:t>1</w:t>
+    </w:r>
+    <w:r>
       <w:fldChar w:fldCharType="end"/>
     </w:r>
   </w:p>
